--- a/3-IndustrialProcesses/FoodAndBeverage/Brewery/Documents/Brewery_V0_Case_Study_rs_qt.docx
+++ b/3-IndustrialProcesses/FoodAndBeverage/Brewery/Documents/Brewery_V0_Case_Study_rs_qt.docx
@@ -20,6 +20,34 @@
     </w:p>
     <w:p>
       <w:pPr>
+        <w:spacing w:after="100"/>
+      </w:pPr>
+      <w:r>
+        <w:rPr>
+          <w:rFonts w:ascii="Arial" w:cs="Arial" w:eastAsia="Arial" w:hAnsi="Arial"/>
+          <w:color w:val="404040"/>
+          <w:sz w:val="24"/>
+          <w:szCs w:val="24"/>
+        </w:rPr>
+        <w:t xml:space="preserve">Process data for mass and heat integration, compiled from process models and the literature</w:t>
+      </w:r>
+    </w:p>
+    <w:p>
+      <w:pPr>
+        <w:spacing w:after="20"/>
+      </w:pPr>
+      <w:r>
+        <w:rPr>
+          <w:rFonts w:ascii="Arial" w:cs="Arial" w:eastAsia="Arial" w:hAnsi="Arial"/>
+          <w:color w:val="1F3864"/>
+          <w:sz w:val="20"/>
+          <w:szCs w:val="20"/>
+        </w:rPr>
+        <w:t xml:space="preserve">Pullah Bhatnagar, Daniel Flórez-Orrego, Oktay Boztas, Meire Ribeiro Domingos, François Maréchal</w:t>
+      </w:r>
+    </w:p>
+    <w:p>
+      <w:pPr>
         <w:pBdr>
           <w:bottom w:val="single" w:color="1F3864" w:sz="6" w:space="4"/>
         </w:pBdr>
@@ -28,11 +56,26 @@
       <w:r>
         <w:rPr>
           <w:rFonts w:ascii="Arial" w:cs="Arial" w:eastAsia="Arial" w:hAnsi="Arial"/>
-          <w:color w:val="404040"/>
-          <w:sz w:val="24"/>
-          <w:szCs w:val="24"/>
+          <w:i/>
+          <w:iCs/>
+          <w:color w:val="595959"/>
+          <w:sz w:val="18"/>
+          <w:szCs w:val="18"/>
         </w:rPr>
-        <w:t xml:space="preserve">Process data for mass and heat integration: rs and qt tables</w:t>
+        <w:t xml:space="preserve">Industrial Process and Energy Systems Engineering (IPESE) group, EPFL, Sion, Switzerland</w:t>
+      </w:r>
+    </w:p>
+    <w:p>
+      <w:pPr>
+        <w:spacing w:after="120" w:before="0" w:line="264"/>
+      </w:pPr>
+      <w:r>
+        <w:rPr>
+          <w:rFonts w:ascii="Arial" w:cs="Arial" w:eastAsia="Arial" w:hAnsi="Arial"/>
+          <w:sz w:val="20"/>
+          <w:szCs w:val="20"/>
+        </w:rPr>
+        <w:t xml:space="preserve">This case study describes the process data of the brewery model Brewery_V0 of the IETS Task XXIV database of ex-ante models: the material flows, the process electricity and the 27 thermal streams of a brewery whose spent grains are sold as animal feed, per tonne of beer. The stream data come from the process integration study of a brewery by Maréchal et al. (2013), and the process electricity from sector benchmarks for breweries (IFC, 2007; Galitsky et al., 2003). Table 5 gives the source of each value.</w:t>
       </w:r>
     </w:p>
     <w:p>
@@ -50,7 +93,7 @@
           <w:sz w:val="26"/>
           <w:szCs w:val="26"/>
         </w:rPr>
-        <w:t xml:space="preserve">1. Process</w:t>
+        <w:t xml:space="preserve">1. Process description</w:t>
       </w:r>
     </w:p>
     <w:p>
@@ -388,7 +431,7 @@
           <w:sz w:val="20"/>
           <w:szCs w:val="20"/>
         </w:rPr>
-        <w:t xml:space="preserve"> steam, hot water, the glycol-water loop, the ammonia refrigeration plant and cooling water are supplied by the utility system you design. Fermentation, maturation and chilling appear as hot streams at the beer temperature.</w:t>
+        <w:t xml:space="preserve"> steam, hot water, the glycol-water loop, the ammonia refrigeration plant and cooling water belong to a utility system outside the model boundary. Fermentation, maturation and chilling appear as hot streams at the beer temperature.</w:t>
       </w:r>
     </w:p>
     <w:p>
@@ -469,7 +512,7 @@
           <w:sz w:val="26"/>
           <w:szCs w:val="26"/>
         </w:rPr>
-        <w:t xml:space="preserve">3. rs: material flows</w:t>
+        <w:t xml:space="preserve">3. Material flows</w:t>
       </w:r>
     </w:p>
     <w:p>
@@ -3041,7 +3084,7 @@
           <w:sz w:val="26"/>
           <w:szCs w:val="26"/>
         </w:rPr>
-        <w:t xml:space="preserve">4. rs: process electricity</w:t>
+        <w:t xml:space="preserve">4. Process electricity</w:t>
       </w:r>
     </w:p>
     <w:p>
@@ -4042,7 +4085,7 @@
           <w:sz w:val="16"/>
           <w:szCs w:val="16"/>
         </w:rPr>
-        <w:t xml:space="preserve">Derivation: large breweries use 7.5 to 11.5 kWh of electricity per hectolitre of beer (IFC, 2007, from EC, 2006); the midpoint, 9.5 kWh/hl, with an assumed beer density of 1.01 kg/L, gives 94.1 kWh per tonne of beer. It is split with the midpoints of the shares reported by Galitsky et al. (2003, Table 4), normalised to 100 % because the midpoints add up to 108.5 %. The benchmark, the density and the use of midpoints are assumptions of this handout; the shares come from a survey of UK breweries.</w:t>
+        <w:t xml:space="preserve">Derivation: large breweries use 7.5 to 11.5 kWh of electricity per hectolitre of beer (IFC, 2007, from EC, 2006); the midpoint, 9.5 kWh/hl, with an assumed beer density of 1.01 kg/L, gives 94.1 kWh per tonne of beer. It is split with the midpoints of the shares reported by Galitsky et al. (2003, Table 4), normalised to 100 % because the midpoints add up to 108.5 %. The benchmark, the density and the use of midpoints are assumptions of this case study; the shares come from a survey of UK breweries.</w:t>
       </w:r>
     </w:p>
     <w:p>
@@ -4060,7 +4103,7 @@
           <w:sz w:val="26"/>
           <w:szCs w:val="26"/>
         </w:rPr>
-        <w:t xml:space="preserve">5. qt: thermal streams</w:t>
+        <w:t xml:space="preserve">5. Thermal streams</w:t>
       </w:r>
     </w:p>
     <w:p>
@@ -12278,7 +12321,7 @@
           <w:sz w:val="26"/>
           <w:szCs w:val="26"/>
         </w:rPr>
-        <w:t xml:space="preserve">6. Reference targets</w:t>
+        <w:t xml:space="preserve">6. Energy targets</w:t>
       </w:r>
     </w:p>
     <w:p>
@@ -12292,7 +12335,7 @@
           <w:sz w:val="20"/>
           <w:szCs w:val="20"/>
         </w:rPr>
-        <w:t xml:space="preserve">Check your own problem-table or composite-curve calculation against these targets for the 27 streams of Table 3.</w:t>
+        <w:t xml:space="preserve">The problem-table analysis of the 27 streams of Table 3, with the ΔTmin/2 contributions given there, gives the minimum energy targets of Table 4.</w:t>
       </w:r>
     </w:p>
     <w:p>
@@ -14199,7 +14242,7 @@
                 <w:sz w:val="17"/>
                 <w:szCs w:val="17"/>
               </w:rPr>
-              <w:t xml:space="preserve">IFC (2007); Galitsky et al. (2003); midpoints and beer density 1.01 kg/L are assumptions of this handout</w:t>
+              <w:t xml:space="preserve">IFC (2007); Galitsky et al. (2003); midpoints and beer density 1.01 kg/L are assumptions of this case study</w:t>
             </w:r>
           </w:p>
         </w:tc>
@@ -14370,7 +14413,7 @@
           <w:sz w:val="26"/>
           <w:szCs w:val="26"/>
         </w:rPr>
-        <w:t xml:space="preserve">Further reading for students</w:t>
+        <w:t xml:space="preserve">Further reading</w:t>
       </w:r>
     </w:p>
     <w:p>
@@ -14383,7 +14426,7 @@
           <w:sz w:val="20"/>
           <w:szCs w:val="20"/>
         </w:rPr>
-        <w:t xml:space="preserve">Studies of utility integration in breweries (cogeneration, heat pumps, refrigeration), useful once you have your targets:</w:t>
+        <w:t xml:space="preserve">Studies of utility integration in breweries (cogeneration, heat pumps, refrigeration):</w:t>
       </w:r>
     </w:p>
     <w:p>

--- a/3-IndustrialProcesses/FoodAndBeverage/Brewery/Documents/Brewery_V0_Case_Study_rs_qt.docx
+++ b/3-IndustrialProcesses/FoodAndBeverage/Brewery/Documents/Brewery_V0_Case_Study_rs_qt.docx
@@ -75,7 +75,7 @@
           <w:sz w:val="20"/>
           <w:szCs w:val="20"/>
         </w:rPr>
-        <w:t xml:space="preserve">This case study describes the process data of the brewery model Brewery_V0 of the IETS Task XXIV database of ex-ante models: the material flows, the process electricity and the 27 thermal streams of a brewery whose spent grains are sold as animal feed, per tonne of beer. The stream data come from the process integration study of a brewery by Maréchal et al. (2013), and the process electricity from sector benchmarks for breweries (IFC, 2007; Galitsky et al., 2003). Table 5 gives the source of each value.</w:t>
+        <w:t xml:space="preserve">This case study describes the process data of the brewery model Brewery_V0 of the IETS Task XXIV database of ex-ante models: the material flows, the process electricity and the 27 thermal streams of a brewery whose spent grains are sold as animal feed, per tonne of beer. The stream data come from the process integration study of a brewery by Maréchal et al. (2013), the same plant as the brewery model simulated in DWSIM by Bhatnagar, Flórez-Orrego and Boztas (Bhatnagar et al., manuscript), and the process electricity from sector benchmarks for breweries (IFC, 2007; Galitsky et al., 2003). Table 5 gives the source of each value.</w:t>
       </w:r>
     </w:p>
     <w:p>
@@ -13674,7 +13674,7 @@
                 <w:sz w:val="17"/>
                 <w:szCs w:val="17"/>
               </w:rPr>
-              <w:t xml:space="preserve">Maréchal et al. (2013), Table 27.5 and Figs 27.3 to 27.7; same plant as the IPESE DWSIM/ROSMOSE brewery model (Bhatnagar et al.)</w:t>
+              <w:t xml:space="preserve">Maréchal et al. (2013), Table 27.5 and Figs 27.3 to 27.7; same plant as the brewery model simulated in DWSIM by Bhatnagar, Flórez-Orrego and Boztas (Bhatnagar et al., manuscript)</w:t>
             </w:r>
           </w:p>
         </w:tc>
@@ -13816,7 +13816,7 @@
                 <w:sz w:val="17"/>
                 <w:szCs w:val="17"/>
               </w:rPr>
-              <w:t xml:space="preserve">IPESE ROSMOSE brewery model (the source uses 8,180 h/y)</w:t>
+              <w:t xml:space="preserve">Brewery model of Bhatnagar et al. (manuscript); the source uses 8,180 h/y</w:t>
             </w:r>
           </w:p>
         </w:tc>
@@ -14264,6 +14264,42 @@
           <w:szCs w:val="26"/>
         </w:rPr>
         <w:t xml:space="preserve">References</w:t>
+      </w:r>
+    </w:p>
+    <w:p>
+      <w:pPr>
+        <w:pStyle w:val="ListParagraph"/>
+        <w:numPr>
+          <w:ilvl w:val="0"/>
+          <w:numId w:val="4"/>
+        </w:numPr>
+        <w:spacing w:after="60"/>
+      </w:pPr>
+      <w:r>
+        <w:rPr>
+          <w:rFonts w:ascii="Arial" w:cs="Arial" w:eastAsia="Arial" w:hAnsi="Arial"/>
+          <w:sz w:val="17"/>
+          <w:szCs w:val="17"/>
+        </w:rPr>
+        <w:t xml:space="preserve">Bhatnagar P., Flórez-Orrego D., Boztas O., Ribeiro Domingos M., Margni M., Maréchal F. </w:t>
+      </w:r>
+      <w:r>
+        <w:rPr>
+          <w:rFonts w:ascii="Arial" w:cs="Arial" w:eastAsia="Arial" w:hAnsi="Arial"/>
+          <w:i/>
+          <w:iCs/>
+          <w:sz w:val="17"/>
+          <w:szCs w:val="17"/>
+        </w:rPr>
+        <w:t xml:space="preserve">Decarbonizing breweries and distilleries through integrated process and energy system optimization</w:t>
+      </w:r>
+      <w:r>
+        <w:rPr>
+          <w:rFonts w:ascii="Arial" w:cs="Arial" w:eastAsia="Arial" w:hAnsi="Arial"/>
+          <w:sz w:val="17"/>
+          <w:szCs w:val="17"/>
+        </w:rPr>
+        <w:t xml:space="preserve">. Manuscript, EPFL IPESE.</w:t>
       </w:r>
     </w:p>
     <w:p>
@@ -14427,50 +14463,6 @@
           <w:szCs w:val="20"/>
         </w:rPr>
         <w:t xml:space="preserve">Studies of utility integration in breweries (cogeneration, heat pumps, refrigeration):</w:t>
-      </w:r>
-    </w:p>
-    <w:p>
-      <w:pPr>
-        <w:pStyle w:val="ListParagraph"/>
-        <w:numPr>
-          <w:ilvl w:val="0"/>
-          <w:numId w:val="3"/>
-        </w:numPr>
-        <w:spacing w:after="60"/>
-      </w:pPr>
-      <w:r>
-        <w:rPr>
-          <w:rFonts w:ascii="Arial" w:cs="Arial" w:eastAsia="Arial" w:hAnsi="Arial"/>
-          <w:sz w:val="17"/>
-          <w:szCs w:val="17"/>
-        </w:rPr>
-        <w:t xml:space="preserve">Bhatnagar P., Flórez-Orrego D., Boztas O., Ribeiro Domingos M., Margni M., Maréchal F. </w:t>
-      </w:r>
-      <w:r>
-        <w:rPr>
-          <w:rFonts w:ascii="Arial" w:cs="Arial" w:eastAsia="Arial" w:hAnsi="Arial"/>
-          <w:i/>
-          <w:iCs/>
-          <w:sz w:val="17"/>
-          <w:szCs w:val="17"/>
-        </w:rPr>
-        <w:t xml:space="preserve">Decarbonizing breweries and distilleries through integrated process and energy system optimization</w:t>
-      </w:r>
-      <w:r>
-        <w:rPr>
-          <w:rFonts w:ascii="Arial" w:cs="Arial" w:eastAsia="Arial" w:hAnsi="Arial"/>
-          <w:sz w:val="17"/>
-          <w:szCs w:val="17"/>
-        </w:rPr>
-        <w:t xml:space="preserve">. Manuscript, EPFL IPESE. Brewery model: </w:t>
-      </w:r>
-      <w:r>
-        <w:rPr>
-          <w:rFonts w:ascii="Arial" w:cs="Arial" w:eastAsia="Arial" w:hAnsi="Arial"/>
-          <w:sz w:val="17"/>
-          <w:szCs w:val="17"/>
-        </w:rPr>
-        <w:t xml:space="preserve">https://gitlab.epfl.ch/ipese/pinchsmall/brewerycasestudy</w:t>
       </w:r>
     </w:p>
     <w:p>
